--- a/T4-03/entregables/T4-03_Reporte_Final.docx
+++ b/T4-03/entregables/T4-03_Reporte_Final.docx
@@ -165,19 +165,19 @@
                 <w:bCs/>
                 <w:b/>
               </w:rPr>
-              <w:t xml:space="preserve">Integrante</w:t>
-            </w:r>
-          </w:p>
-        </w:tc>
-        <w:tc>
-          <w:tcPr/>
-          <w:p>
-            <w:pPr>
-              <w:pStyle w:val="Compact"/>
-              <w:jc w:val="left"/>
-            </w:pPr>
-            <w:r>
-              <w:t xml:space="preserve">Abimael López (</w:t>
+              <w:t xml:space="preserve">Integrantes</w:t>
+            </w:r>
+          </w:p>
+        </w:tc>
+        <w:tc>
+          <w:tcPr/>
+          <w:p>
+            <w:pPr>
+              <w:pStyle w:val="Compact"/>
+              <w:jc w:val="left"/>
+            </w:pPr>
+            <w:r>
+              <w:t xml:space="preserve">• Jefte Abimael López Jarquín — Líder técnico / Backend / Seguridad (</w:t>
             </w:r>
             <w:hyperlink r:id="rId20">
               <w:r>
@@ -189,6 +189,15 @@
             </w:hyperlink>
             <w:r>
               <w:t xml:space="preserve">)</w:t>
+            </w:r>
+            <w:r>
+              <w:t xml:space="preserve">• Francisco Javier Jijón Cruz — Frontend / UX / Realtime</w:t>
+            </w:r>
+            <w:r>
+              <w:t xml:space="preserve">• Adrián de Jesús Avendaño — QA / Testing / Validaciones</w:t>
+            </w:r>
+            <w:r>
+              <w:t xml:space="preserve">• Perla Emigdalia García Castellanos — Documentación / Capacitación / Plantillas</w:t>
             </w:r>
           </w:p>
         </w:tc>
